--- a/开发相关文档/AI提示词/20261018-AI实践与大数据分阶段执行包/S06-学习过程洞察与大数据主线验收.docx
+++ b/开发相关文档/AI提示词/20261018-AI实践与大数据分阶段执行包/S06-学习过程洞察与大数据主线验收.docx
@@ -19,7 +19,7 @@
         <w:widowControl/>
       </w:pPr>
       <w:r>
-        <w:t>V2 大数据主线优先  2026年10月19日  必做  建议安排 第3周</w:t>
+        <w:t xml:space="preserve">V2 20261021修订  依据V2-S01-r2  当前收口 0.5至1日</w:t>
       </w:r>
     </w:p>
     <w:p>
@@ -27,7 +27,15 @@
         <w:widowControl/>
       </w:pPr>
       <w:r>
-        <w:t>用法  单独上传本文件，并发送“只执行本阶段，完成验收与交接后停止”。V2编号已重排，请勿混用旧版同号文件。</w:t>
+        <w:t xml:space="preserve">用法  先读任务交接与20261021计划书，再发送“只执行本阶段，保护已有修改，更新交接后停止”。本包修订不等于阶段实施或新增授权。</w:t>
+      </w:r>
+    </w:p>
+    <w:p>
+      <w:pPr>
+        <w:widowControl/>
+      </w:pPr>
+      <w:r>
+        <w:t xml:space="preserve">20261021修订：S00–S05已交付；S06工程与实验完成、J1待评；S07–S10未实施，S11默认跳过。以最新交接和源码为准，已具备能力核验复用。</w:t>
       </w:r>
     </w:p>
     <w:p>
@@ -49,7 +57,7 @@
         <w:rPr>
           <w:color w:val="000000"/>
         </w:rPr>
-        <w:t>一 当前任务与前置条件</w:t>
+        <w:t xml:space="preserve">一 当前任务与前置条件</w:t>
       </w:r>
     </w:p>
     <w:p>
@@ -57,7 +65,7 @@
         <w:widowControl/>
       </w:pPr>
       <w:r>
-        <w:t>请只执行 S06 学习过程洞察与大数据主线验收。目标：在现有 Vue／ECharts 中交付可独立使用的本人学习过程洞察，把 S01 专题、三类指标和规则解释连到 S05 已发布批次，完成业务来源、快照、真实 Spark、发布、真实 API、浏览器展示的完整主线。本阶段即形成可演示的大数据交付，不依赖新的 AI 会话或两页工作台。</w:t>
+        <w:t xml:space="preserve">请只执行S06收口。已有离线洞察页、固定ODS/真实Spark/发布/本人API/真实浏览器和1万/10万实验；本次默认只补J1解释评价准备及尚缺门槛，不重复建设、重采源记录或重跑全部实验。</w:t>
       </w:r>
     </w:p>
     <w:p>
@@ -65,7 +73,7 @@
         <w:widowControl/>
       </w:pPr>
       <w:r>
-        <w:t>直接前置阶段：S05。前置条件：S05 已交付完成批次、真实只读 API、本人及空批次鉴权、失败回退和版本幂等证据；S04 的实际 Spark 与独立答案可复核。S01 冻结专题和评分仍然有效，S07 至 S11 的 AI 扩展不是本阶段前置条件。</w:t>
+        <w:t xml:space="preserve">直接前置：S01-r2、S05与当前S06报告。20261021状态为工程/数据/实验完成，J1未校准和正式评分未运行，用户此前选择模型0。先读任务交接及最新指令；没有新增模型许可时完成准备并保持待评。</w:t>
       </w:r>
     </w:p>
     <w:p>
@@ -76,70 +84,55 @@
         <w:rPr>
           <w:color w:val="000000"/>
         </w:rPr>
-        <w:t>二 共同执行约束</w:t>
+        <w:t xml:space="preserve">二 共同执行约束</w:t>
       </w:r>
     </w:p>
     <w:p>
       <w:pPr>
         <w:widowControl/>
-        <w:ind w:left="198" w:hanging="198"/>
       </w:pPr>
       <w:r>
-        <w:t>1  你是能读取本地仓库的开发AI。根目录为C:\Users\Administrator\Desktop\毕业设计\ScholarHub。每次只执行一个阶段；本包不授权自动执行整包。先核对当前源码、Git与日志，保护已有未提交修改；无源码访问先列缺少材料。</w:t>
+        <w:t xml:space="preserve">1  根目录为C:\Users\Administrator\Desktop\毕业设计\ScholarHub。先读开发相关文档/任务交接.md及开发相关文档/开发规划/20261021-大数据主线最小改动与AI实践衔接计划书.md，核对本阶段报告、当前Git和用户最新指令。每次只执行一个阶段，保护既有未提交工作；无源码访问先列缺少材料，不从S00重新初始化。</w:t>
       </w:r>
     </w:p>
     <w:p>
       <w:pPr>
         <w:widowControl/>
-        <w:ind w:left="198" w:hanging="198"/>
       </w:pPr>
       <w:r>
-        <w:t>2  先读AGENTS.md和可用的stop-that-shit、frontend-backend-code-standards；前端沿用现有设计规范。保持Vue/TypeScript、FastAPI/SQLAlchemy/MySQL及Provider，复用既有结果模块化、测试与图表，不重建项目或无关格式化。</w:t>
+        <w:t xml:space="preserve">2  遵守AGENTS.md、stop-that-shit和frontend-backend-code-standards；沿用现有Vue/TypeScript、FastAPI/SQLAlchemy/MySQL、Provider及界面设计，复用分析链。状态/字段/评分以已批准V2-S01-r2为准，不重建平台。</w:t>
       </w:r>
     </w:p>
     <w:p>
       <w:pPr>
         <w:widowControl/>
-        <w:ind w:left="198" w:hanging="198"/>
       </w:pPr>
       <w:r>
-        <w:t>3  新增依赖、公共API、持久化/迁移、兼容性与检查策略先给具体影响和方案，再按真实授权实施；S01已批准的同一范围不重复审批，新增范围不得自批。写库须确认本轮专用隔离目标及当前状态，不退回业务库或清空既有数据。</w:t>
+        <w:t xml:space="preserve">3  保留已有离线分析与实时统计边界；不改公共API、数据库、依赖、配置或旧完成快照。旧S06一次性来源/故障脚本不是本轮写库许可，不能重建已清理ID8或覆盖90分钟历史。</w:t>
       </w:r>
     </w:p>
     <w:p>
       <w:pPr>
         <w:widowControl/>
-        <w:ind w:left="198" w:hanging="198"/>
       </w:pPr>
       <w:r>
-        <w:t>4  真实收费模型先有模型、输入范围及调用/费用上限授权；安装、凭证和账户变更同样遵循明确授权。禁止输出.env、密钥、Token、密码或原始私人正文；Fake/Mock不代表真实模型质量。</w:t>
+        <w:t xml:space="preserve">4  真实J1须明确provider、精确model_id、输入许可、校准/正式次数和合计货币上限；当前实际授权仍0。准备材料不发送模型，不读取/打印凭证，普通GET始终零模型/Spark/写入。</w:t>
       </w:r>
     </w:p>
     <w:p>
       <w:pPr>
         <w:widowControl/>
-        <w:ind w:left="198" w:hanging="198"/>
       </w:pPr>
       <w:r>
-        <w:t>5  遵循Router→Service→Repository→Model，服务端核对身份、归属和版本。等待模型或学生不持数据库锁；学生代码仅静态评审。自测声明、输出值核对、AI建议和教师确认分别记录；普通图表GET不触发Spark或模型。</w:t>
+        <w:t xml:space="preserve">5  历史30项相关后端、前端构建、真实浏览器及两档实验只引用原证据；本轮只运行本次变更必要检查。UI审查、规则正确性100/100和Fake均不代替J1。</w:t>
       </w:r>
     </w:p>
     <w:p>
       <w:pPr>
         <w:widowControl/>
-        <w:ind w:left="198" w:hanging="198"/>
       </w:pPr>
       <w:r>
-        <w:t>6  运行与本阶段相关的既有检查，前端按项目命令做类型/构建，后端使用已确认backend/.venv和unittest入口。数据、API、MySQL、Mock、Spark、模型质量和清理证据分别报告，历史成绩不写成本轮通过。</w:t>
-      </w:r>
-    </w:p>
-    <w:p>
-      <w:pPr>
-        <w:widowControl/>
-        <w:ind w:left="198" w:hanging="198"/>
-      </w:pPr>
-      <w:r>
-        <w:t>7  中文日志沿用开发相关文档/开发日志/开发操作日志.md；报告放开发相关文档/阶段报告/AI大数据改造/V2。编号已按V2重排，旧阶段报告只经内容映射复用，不覆盖旧报告。不自动提交、推送、发布或开始下一阶段。</w:t>
+        <w:t xml:space="preserve">6  中文日志沿用开发相关文档/开发日志/开发操作日志.md，报告放开发相关文档/阶段报告/AI大数据改造/V2。阶段结束、关键阻塞、换AI或准备压缩前先更新开发相关文档/任务交接.md：任务卡、已改文件、实际命令/证据、授权与消耗、缺口、恢复点和下一步。不得只留聊天纪要；不自动提交、推送、发布或开始下一阶段。</w:t>
       </w:r>
     </w:p>
     <w:p>
@@ -150,34 +143,23 @@
         <w:rPr>
           <w:color w:val="000000"/>
         </w:rPr>
-        <w:t>三 必须读取的输入</w:t>
+        <w:t xml:space="preserve">三 必须读取的输入</w:t>
       </w:r>
     </w:p>
     <w:p>
       <w:pPr>
         <w:widowControl/>
-        <w:ind w:left="198" w:hanging="198"/>
       </w:pPr>
       <w:r>
-        <w:t>1  S05 本人只读接口、成功／失败／空批次及鉴权样例、批次元数据、任务分子分母和质量覆盖信息。</w:t>
+        <w:t xml:space="preserve">1  开发相关文档/开发规划/AI实践与大数据实施契约.md、V2/S01-评价评分表.md、S01固定分析/AI案例和确认记录。r2规则与阈值已有批准，不要求人工双评。</w:t>
       </w:r>
     </w:p>
     <w:p>
       <w:pPr>
         <w:widowControl/>
-        <w:ind w:left="198" w:hanging="198"/>
       </w:pPr>
       <w:r>
-        <w:t>2  S01 专题问题、三类指标与评分，S03 固定小样本答案，S04 真实 Spark 和 Python／SQL 同口径实验记录。</w:t>
-      </w:r>
-    </w:p>
-    <w:p>
-      <w:pPr>
-        <w:widowControl/>
-        <w:ind w:left="198" w:hanging="198"/>
-      </w:pPr>
-      <w:r>
-        <w:t>3  现有 Analytics、认证 client、缓存归属规则、ECharts 组件及页面风格；本轮若需补业务样例，须另有明确隔离库授权，不借浏览器验收写业务库。</w:t>
+        <w:t xml:space="preserve">2  V2/S06-完成报告.md、S06-演示与证据索引.md、S06-输入索引.json、完成ODS/Spark/独立答案/发布载荷及清理证据。原始失败和边界r2预期均保留。</w:t>
       </w:r>
     </w:p>
     <w:p>
@@ -188,97 +170,63 @@
         <w:rPr>
           <w:color w:val="000000"/>
         </w:rPr>
-        <w:t>四 本阶段实施步骤</w:t>
+        <w:t xml:space="preserve">四 本阶段实施步骤</w:t>
       </w:r>
     </w:p>
     <w:p>
       <w:pPr>
         <w:widowControl/>
-        <w:ind w:left="198" w:hanging="198"/>
       </w:pPr>
       <w:r>
-        <w:t>1  按 S01 页面范围增加本人离线学习分析区域，保留现有平台／社区统计含义。沿用 Vue、当前状态管理、ECharts 与样式，不新增第二套图表栈或新 AI 工作台。首屏直接说明当前问题、个人样本覆盖及可采取的下一步，不用技术流程说明占满用户界面。</w:t>
+        <w:t xml:space="preserve">1  确认当前源码与既有结果。主batch=b96ea63e-419e-4293-b724-d1ce59bd85ba，90分钟/5记录/缺失2、任务2/4、确认2/3；边界3217db64-1302-4722-a483-c3b1ad7b980f，199/200、逾期1。具体cutoff取各manifest，不混批。</w:t>
       </w:r>
     </w:p>
     <w:p>
       <w:pPr>
         <w:widowControl/>
-        <w:ind w:left="198" w:hanging="198"/>
       </w:pPr>
       <w:r>
-        <w:t>2  让一个明确 batch_id 驱动同屏所有图表与专题结论；展示业务周期、源截止时间、完成时间、时区、口径版本和真实／合成标识。切换批次或日期时统一刷新相关数据，防止分钟、任务和专题分别来自不同批次；重新发布后不静默替换用户正在看的历史。</w:t>
+        <w:t xml:space="preserve">2  查现有可评分解释稿；缺少独立稿时仅整理同批事实、问题与群组、数字来源、模式/反例/覆盖和结论边界。固定artifact_id与文本版本，不能把当前源库75分钟反填成旧批事实，不生成新指标。</w:t>
       </w:r>
     </w:p>
     <w:p>
       <w:pPr>
         <w:widowControl/>
-        <w:ind w:left="198" w:hanging="198"/>
       </w:pPr>
       <w:r>
-        <w:t>3  实现记录分钟趋势、记录活跃与可信来源分布、任务状态与完成率等冻结视图。分钟同时显示记录数和缺失数，零值不画成缺失；任务率可见分子、分母和取消数，无样本显示无样本。199／200 保持 99.5%，用户不能从整数视觉误认全部完成。</w:t>
+        <w:t xml:space="preserve">3  依judge-r2构造analysis输入及G01–G03校准，程序核对引用存在、绑定身份、维度结构与范围。保存可审阅输入及预算账本；材料不含密钥、私密正文或学生代码执行。</w:t>
       </w:r>
     </w:p>
     <w:p>
       <w:pPr>
         <w:widowControl/>
-        <w:ind w:left="198" w:hanging="198"/>
       </w:pPr>
       <w:r>
-        <w:t>4  把专题做成有证据的过程洞察：展示 S01 定义的模式、涉及日期、样本量、触发规则、独立对照答案及不适用条件，必要时通过筛选联动定位相关汇总。三类指标各自回答约定问题，不只把多个总数并排；规则提示不得升级为学习能力判定或 AI 教学因果结论。</w:t>
+        <w:t xml:space="preserve">4  尚无有效校准时需3次校准加1次正式专题评分；总方案36次的校准只算一次，模型/提示词/参数未变可供S08复用。实际授权未到时停在准备，不将计划额度当许可；评价客户端max_retries=0，Provider失败也计数，不借用角色额度。</w:t>
       </w:r>
     </w:p>
     <w:p>
       <w:pPr>
         <w:widowControl/>
-        <w:ind w:left="198" w:hanging="198"/>
       </w:pPr>
       <w:r>
-        <w:t>5  解释首先使用确定性规则与已发布指标，不要求用户创建 Context、运行工作流或调用模型。现有 AI 学习报告继续使用已有事实绑定机制；本阶段不重新复制生成接口，也不把旧报告里的实时聚合数字重新标成 Spark 批次结果。</w:t>
+        <w:t xml:space="preserve">5  仅明确授权后运行J1：G01–G03须3/3匹配冻结预期，校准失败停止正式评分。正式analysis四项各0–2，合计≥6/8，且无因果/能力夸大；保留scored/abstain/invalid、原始响应/参数/耗时/tokens/费用和规则汇总。</w:t>
       </w:r>
     </w:p>
     <w:p>
       <w:pPr>
         <w:widowControl/>
-        <w:ind w:left="198" w:hanging="198"/>
       </w:pPr>
       <w:r>
-        <w:t>6  完成实际可达状态：首次无批次、批次内空窗口、低样本、缺失分钟、请求失败、上一成功批次、无权限和登录切换。失败时保留旧批次并显示截止时间；退出与换号清理归属缓存，旧响应不能覆盖新账号，页面也不能因空结果跳过服务端授权。</w:t>
+        <w:t xml:space="preserve">6  评分不足或无效如实记未完成，不改固定答案/阈值、不自动重试调参；新轮调用另按明确范围。若实际发现当前解释与固定数字冲突，先定位材料，不重写已完成产物以追求通过。</w:t>
       </w:r>
     </w:p>
     <w:p>
       <w:pPr>
         <w:widowControl/>
-        <w:ind w:left="198" w:hanging="198"/>
       </w:pPr>
       <w:r>
-        <w:t>7  用已授权样例跑一条独立端到端：真实业务 API 保存来源，完整窗口抽取 ODS，实际 Spark 得到 DWD／ADS，受控发布，真实本人 API 查询，浏览器核对图表与专题。记录每段输入输出、批次和版本；Mock 仅补状态测试并单列，不把接口拦截截图算作整条主线通过。</w:t>
-      </w:r>
-    </w:p>
-    <w:p>
-      <w:pPr>
-        <w:widowControl/>
-        <w:ind w:left="198" w:hanging="198"/>
-      </w:pPr>
-      <w:r>
-        <w:t>8  在桌面与 390px 窄屏检查日期筛选、批次选择、图表标签、解释阅读及键盘操作，保存真实页面截图和失败恢复证据。核对普通 GET、切图与刷新不会触发 Spark 或模型；本阶段无真实模型预算需求，模型调用数应为零。</w:t>
-      </w:r>
-    </w:p>
-    <w:p>
-      <w:pPr>
-        <w:widowControl/>
-        <w:ind w:left="198" w:hanging="198"/>
-      </w:pPr>
-      <w:r>
-        <w:t>9  收齐本专题的独立答案评分、计算正确率或误差、解释命中与反例结果，以及一档可用规模和同口径基线。分别记录计算与端到端耗时、资源、样本主体分布和不可完成的实验；小数据 Spark 较慢也如实分析，不承诺固定提升倍数。</w:t>
-      </w:r>
-    </w:p>
-    <w:p>
-      <w:pPr>
-        <w:widowControl/>
-        <w:ind w:left="198" w:hanging="198"/>
-      </w:pPr>
-      <w:r>
-        <w:t>10  演练失败恢复和版本边界：坏批次不替换成功批次、重复发布不加行、旧 metric_version 有明确兼容或拒绝行为、空批次越权被拒绝。最后整理可重复演示顺序、关键源码和证据索引，明确大数据主线已经独立闭合，后续 AI 扩展是另一次阶段选择。</w:t>
+        <w:t xml:space="preserve">7  仅当前源码变化或明确任务要求才补相关工程验证。已有固定快照足以离线核对，无需重采来源。S06临时记录ID8已删除但90分钟历史保留，极短反馈延时来自自动API验证，不解释为自然教学速度。</w:t>
       </w:r>
     </w:p>
     <w:p>
@@ -289,43 +237,7 @@
         <w:rPr>
           <w:color w:val="000000"/>
         </w:rPr>
-        <w:t>五 验收标准与证据</w:t>
-      </w:r>
-    </w:p>
-    <w:p>
-      <w:pPr>
-        <w:widowControl/>
-        <w:ind w:left="198" w:hanging="198"/>
-      </w:pPr>
-      <w:r>
-        <w:t>1  不经过 S07 至 S11，用户也能从本人学习分析查看实际发布的 Spark 结果和专题洞察；同屏固定一个批次，核心数字与独立答案一致。</w:t>
-      </w:r>
-    </w:p>
-    <w:p>
-      <w:pPr>
-        <w:widowControl/>
-        <w:ind w:left="198" w:hanging="198"/>
-      </w:pPr>
-      <w:r>
-        <w:t>2  真实业务 API、实际 Spark、发布表、真实只读 API 与浏览器展示逐段有证据；来源、NULL／零、DATE、取消、199／200及无样本解释准确。</w:t>
-      </w:r>
-    </w:p>
-    <w:p>
-      <w:pPr>
-        <w:widowControl/>
-        <w:ind w:left="198" w:hanging="198"/>
-      </w:pPr>
-      <w:r>
-        <w:t>3  S01 三类指标与专题评分完成，反例及低样本不被过度解释；实际规模与基线实验口径相同，不把合成数据或界面完成当真实教学成效。</w:t>
-      </w:r>
-    </w:p>
-    <w:p>
-      <w:pPr>
-        <w:widowControl/>
-        <w:ind w:left="198" w:hanging="198"/>
-      </w:pPr>
-      <w:r>
-        <w:t>4  桌面与 390px 可用，空态、失败保留旧批次、登录切换与越权路径成立；查看过程无 Spark 启动、真实模型调用或业务数据写入。</w:t>
+        <w:t xml:space="preserve">五 验收标准与证据</w:t>
       </w:r>
     </w:p>
     <w:p>
@@ -333,7 +245,23 @@
         <w:widowControl/>
       </w:pPr>
       <w:r>
-        <w:t>阶段门槛：如果只有Mock页面、没有实际Spark或真实API链路、专题不能回答冻结问题、同屏混批次或关键权限失败，不能标大数据主线完成。通过后停止并交接S07输入，须用户下一阶段指令才开始；仅大数据核心通过不等于AI联合或整包完成。</w:t>
+        <w:t xml:space="preserve">1  准备交付：可定位的解释artifact、同批数字/独立答案、校准输入、正式analysis输入和精确预算清单；零调用时状态仍为J1待评。</w:t>
+      </w:r>
+    </w:p>
+    <w:p>
+      <w:pPr>
+        <w:widowControl/>
+      </w:pPr>
+      <w:r>
+        <w:t xml:space="preserve">2  完整验收：既有数据/工程证据有效，加校准3/3、正式≥6/8且无夸大，无未解决弃权/无效；结果可追溯到输入、模型和实际费用。</w:t>
+      </w:r>
+    </w:p>
+    <w:p>
+      <w:pPr>
+        <w:widowControl/>
+      </w:pPr>
+      <w:r>
+        <w:t xml:space="preserve">阶段门槛：未实际授权或评分未过，保留工程完成/J1待评，不宣称完整S06通过；S07原前置未满足，不自动启动。用户若另行明确调整前置关系，交接原缺口，不改写成绩。</w:t>
       </w:r>
     </w:p>
     <w:p>
@@ -344,25 +272,23 @@
         <w:rPr>
           <w:color w:val="000000"/>
         </w:rPr>
-        <w:t>六 明确不做的内容</w:t>
+        <w:t xml:space="preserve">六 明确不做的内容</w:t>
       </w:r>
     </w:p>
     <w:p>
       <w:pPr>
         <w:widowControl/>
-        <w:ind w:left="198" w:hanging="198"/>
       </w:pPr>
       <w:r>
-        <w:t>1  不新增 AI 引导会话、提交恢复事件、两页工作台、自然语言草案或第二练习模板；它们不能阻塞本阶段独立验收。</w:t>
+        <w:t xml:space="preserve">1  不重做现有四图、发布两表/两个GET或重新抽取业务；不重复1万/10万所有轮次，不新增百万/集群。</w:t>
       </w:r>
     </w:p>
     <w:p>
       <w:pPr>
         <w:widowControl/>
-        <w:ind w:left="198" w:hanging="198"/>
       </w:pPr>
       <w:r>
-        <w:t>2  不以界面美化替代专题和实验，不开展全站新运营大屏、实时分析或与当前用户问题无关的通用智能评分。</w:t>
+        <w:t xml:space="preserve">2  不建设S07会话、S08评审、S09工作台或S10事件分析，不执行学生代码，不自动收费调用、提交、推送或部署。</w:t>
       </w:r>
     </w:p>
     <w:p>
@@ -373,25 +299,23 @@
         <w:rPr>
           <w:color w:val="000000"/>
         </w:rPr>
-        <w:t>七 交付与交接</w:t>
+        <w:t xml:space="preserve">七 交付与交接</w:t>
       </w:r>
     </w:p>
     <w:p>
       <w:pPr>
         <w:widowControl/>
-        <w:ind w:left="198" w:hanging="198"/>
       </w:pPr>
       <w:r>
-        <w:t>1  交付本人学习分析页面、规则解释、接口映射、真实端到端记录、桌面／窄屏截图与失败恢复证据。</w:t>
+        <w:t xml:space="preserve">1  在原S06报告保留历史段并追加本轮收口结果；固定解释稿、输入、原始评分/账本或未运行原因分别保存，不覆盖旧成功/失败证据。</w:t>
       </w:r>
     </w:p>
     <w:p>
       <w:pPr>
         <w:widowControl/>
-        <w:ind w:left="198" w:hanging="198"/>
       </w:pPr>
       <w:r>
-        <w:t>2  交付主线完成清单、三类指标和专题评分、实验结果及论文图表素材；列出 S07 必做联合主线衔接点但不自动实施，综合实验与交接继续由 S12／S13 收口。</w:t>
+        <w:t xml:space="preserve">2  更新同一任务交接：当前J1状态、校准可否复用、精确模型配置和消耗/剩余、恢复点、下一AI第一步；通过才交S07完整前置，未通过只列缺口。</w:t>
       </w:r>
     </w:p>
     <w:p>
@@ -402,34 +326,7 @@
         <w:rPr>
           <w:color w:val="000000"/>
         </w:rPr>
-        <w:t>八 停止条件与回复格式</w:t>
-      </w:r>
-    </w:p>
-    <w:p>
-      <w:pPr>
-        <w:widowControl/>
-        <w:ind w:left="198" w:hanging="198"/>
-      </w:pPr>
-      <w:r>
-        <w:t>1  完成本阶段验收后停止，下一阶段只交接。若已有能力符合验收就验证复用，不重复开发；发现外围问题只记录，不扩大范围。</w:t>
-      </w:r>
-    </w:p>
-    <w:p>
-      <w:pPr>
-        <w:widowControl/>
-        <w:ind w:left="198" w:hanging="198"/>
-      </w:pPr>
-      <w:r>
-        <w:t>2  前置证据、必要授权、环境或质量门槛缺失时，交付已完成材料与准确阻塞。分别标通过、失败、未运行、待确认和未选择，不把工程通过或文档完成写成模型有效或整包完成。</w:t>
-      </w:r>
-    </w:p>
-    <w:p>
-      <w:pPr>
-        <w:widowControl/>
-        <w:ind w:left="198" w:hanging="198"/>
-      </w:pPr>
-      <w:r>
-        <w:t>3  回复依次包含阶段与状态、基线保护、实际修改、契约及授权依据、检查与原始结果、证据路径、未完成影响、清理恢复、下一阶段输入。</w:t>
+        <w:t xml:space="preserve">八 停止条件与回复格式</w:t>
       </w:r>
     </w:p>
     <w:p>
@@ -437,7 +334,15 @@
         <w:widowControl/>
       </w:pPr>
       <w:r>
-        <w:t>报告建议路径：开发相关文档/阶段报告/AI大数据改造/V2/S06-完成报告.md。没有用户下一阶段指令，不执行下一阶段。</w:t>
+        <w:t xml:space="preserve">1  回复当前阶段与状态、基线保护、实际修改、授权、检查/原始结果、证据、未完成影响、恢复及下一步。准备完成或当前评分轮结束即停止，不自动推进。</w:t>
+      </w:r>
+    </w:p>
+    <w:p>
+      <w:pPr>
+        <w:widowControl/>
+      </w:pPr>
+      <w:r>
+        <w:t xml:space="preserve">报告入口：开发相关文档/阶段报告/AI大数据改造/V2/S06-完成报告.md；持续交接：开发相关文档/任务交接.md。</w:t>
       </w:r>
     </w:p>
     <w:sectPr>
